--- a/site/writing/guides/amazonBoycott.docx
+++ b/site/writing/guides/amazonBoycott.docx
@@ -14,14 +14,14 @@
           <w:b/>
           <w:bCs/>
         </w:rPr>
-        <w:t xml:space="preserve">How to Contact Amazon </w:t>
+        <w:t xml:space="preserve">How to </w:t>
       </w:r>
       <w:r>
         <w:rPr>
           <w:b/>
           <w:bCs/>
         </w:rPr>
-        <w:t>about Boycotting</w:t>
+        <w:t>Tell Amazon You’re Boycotting</w:t>
       </w:r>
     </w:p>
     <w:p>
@@ -29,10 +29,10 @@
         <w:t xml:space="preserve">Last updated: </w:t>
       </w:r>
       <w:r>
-        <w:t>Feb 19, 2026</w:t>
-      </w:r>
-      <w:r>
-        <w:t xml:space="preserve"> </w:t>
+        <w:t>Feb 19, 202</w:t>
+      </w:r>
+      <w:r>
+        <w:t>6</w:t>
       </w:r>
     </w:p>
     <w:p>
@@ -108,8 +108,13 @@
         </w:numPr>
       </w:pPr>
       <w:r>
-        <w:t>Scripts and templates</w:t>
-      </w:r>
+        <w:t xml:space="preserve">Scripts and </w:t>
+      </w:r>
+      <w:proofErr w:type="gramStart"/>
+      <w:r>
+        <w:t>templates</w:t>
+      </w:r>
+      <w:proofErr w:type="gramEnd"/>
     </w:p>
     <w:p>
       <w:pPr>
@@ -179,7 +184,15 @@
         </w:numPr>
       </w:pPr>
       <w:r>
-        <w:t>Use official social channels (e.g., @amazonhelp on X)</w:t>
+        <w:t>Use official social channels (e.g</w:t>
+      </w:r>
+      <w:proofErr w:type="gramStart"/>
+      <w:r>
+        <w:t>., @</w:t>
+      </w:r>
+      <w:proofErr w:type="gramEnd"/>
+      <w:r>
+        <w:t>amazonhelp on X)</w:t>
       </w:r>
     </w:p>
     <w:p>
@@ -254,7 +267,15 @@
     </w:p>
     <w:p>
       <w:r>
-        <w:t>What this does:</w:t>
+        <w:t xml:space="preserve">What </w:t>
+      </w:r>
+      <w:proofErr w:type="gramStart"/>
+      <w:r>
+        <w:t>this does</w:t>
+      </w:r>
+      <w:proofErr w:type="gramEnd"/>
+      <w:r>
+        <w:t>:</w:t>
       </w:r>
     </w:p>
     <w:p>
@@ -460,7 +481,15 @@
     </w:p>
     <w:p>
       <w:r>
-        <w:t>What this does:</w:t>
+        <w:t xml:space="preserve">What </w:t>
+      </w:r>
+      <w:proofErr w:type="gramStart"/>
+      <w:r>
+        <w:t>this does</w:t>
+      </w:r>
+      <w:proofErr w:type="gramEnd"/>
+      <w:r>
+        <w:t>:</w:t>
       </w:r>
     </w:p>
     <w:p>
@@ -545,8 +574,13 @@
           <w:numId w:val="8"/>
         </w:numPr>
       </w:pPr>
-      <w:r>
-        <w:t>Tag @amazonhelp on X</w:t>
+      <w:proofErr w:type="gramStart"/>
+      <w:r>
+        <w:t>Tag @</w:t>
+      </w:r>
+      <w:proofErr w:type="gramEnd"/>
+      <w:r>
+        <w:t>amazonhelp on X</w:t>
       </w:r>
     </w:p>
     <w:p>
@@ -562,7 +596,15 @@
     </w:p>
     <w:p>
       <w:r>
-        <w:t>What this does:</w:t>
+        <w:t xml:space="preserve">What </w:t>
+      </w:r>
+      <w:proofErr w:type="gramStart"/>
+      <w:r>
+        <w:t>this does</w:t>
+      </w:r>
+      <w:proofErr w:type="gramEnd"/>
+      <w:r>
+        <w:t>:</w:t>
       </w:r>
     </w:p>
     <w:p>

--- a/site/writing/guides/amazonBoycott.docx
+++ b/site/writing/guides/amazonBoycott.docx
@@ -49,6 +49,7 @@
           <w:bCs/>
         </w:rPr>
       </w:pPr>
+      <w:proofErr w:type="spellStart"/>
       <w:r>
         <w:rPr>
           <w:b/>
@@ -56,6 +57,14 @@
         </w:rPr>
         <w:t>Summary</w:t>
       </w:r>
+      <w:r>
+        <w:rPr>
+          <w:b/>
+          <w:bCs/>
+        </w:rPr>
+        <w:t>x</w:t>
+      </w:r>
+      <w:proofErr w:type="spellEnd"/>
     </w:p>
     <w:p>
       <w:r>
